--- a/templates/Borrador_Plantilla_Demanda_Otros_Colectivo.docx
+++ b/templates/Borrador_Plantilla_Demanda_Otros_Colectivo.docx
@@ -444,7 +444,7 @@
           <w:highlight w:val="yellow"/>
           <w:lang w:val="es-AR"/>
         </w:rPr>
-        <w:t>CUITDEMANDADO</w:t>
+        <w:t>{{CuitDemandado}}</w:t>
       </w:r>
       <w:r>
         <w:rPr>
@@ -505,6 +505,18 @@
       <w:r>
         <w:rPr>
           <w:rFonts w:ascii="Times New Roman" w:eastAsia="Times New Roman" w:hAnsi="Times New Roman" w:cs="Times New Roman"/>
+          <w:b/>
+          <w:bCs/>
+          <w:sz w:val="24"/>
+          <w:szCs w:val="24"/>
+          <w:highlight w:val="yellow"/>
+          <w:lang w:val="es-AR"/>
+        </w:rPr>
+        <w:t>}</w:t>
+      </w:r>
+      <w:r>
+        <w:rPr>
+          <w:rFonts w:ascii="Times New Roman" w:eastAsia="Times New Roman" w:hAnsi="Times New Roman" w:cs="Times New Roman"/>
           <w:sz w:val="24"/>
           <w:szCs w:val="24"/>
           <w:lang w:val="es-AR"/>
@@ -539,7 +551,7 @@
           <w:highlight w:val="yellow"/>
           <w:lang w:val="es-AR"/>
         </w:rPr>
-        <w:t>NUMERODECOLECTIVO?</w:t>
+        <w:t>{{LineaColectivo}}</w:t>
       </w:r>
       <w:r>
         <w:rPr>
@@ -562,7 +574,7 @@
           <w:highlight w:val="yellow"/>
           <w:lang w:val="es-AR"/>
         </w:rPr>
-        <w:t>NUMERODEINTERNO</w:t>
+        <w:t>{{InternoColectivo}}</w:t>
       </w:r>
       <w:r>
         <w:rPr>
@@ -11973,7 +11985,6 @@
   <w:style w:type="character" w:default="1" w:styleId="Fuentedeprrafopredeter">
     <w:name w:val="Default Paragraph Font"/>
     <w:uiPriority w:val="1"/>
-    <w:semiHidden/>
     <w:unhideWhenUsed/>
   </w:style>
   <w:style w:type="table" w:default="1" w:styleId="Tablanormal">

--- a/templates/Borrador_Plantilla_Demanda_Otros_Colectivo.docx
+++ b/templates/Borrador_Plantilla_Demanda_Otros_Colectivo.docx
@@ -398,20 +398,17 @@
         </w:rPr>
         <w:t>}}</w:t>
       </w:r>
-    </w:p>
-    <w:p>
-      <w:pPr>
-        <w:spacing w:line="360" w:lineRule="auto"/>
-        <w:jc w:val="both"/>
-        <w:rPr>
-          <w:rFonts w:ascii="Times New Roman" w:eastAsia="Times New Roman" w:hAnsi="Times New Roman" w:cs="Times New Roman"/>
-          <w:b/>
-          <w:bCs/>
-          <w:sz w:val="24"/>
-          <w:szCs w:val="24"/>
-          <w:lang w:val="es-AR"/>
-        </w:rPr>
-      </w:pPr>
+      <w:r>
+        <w:rPr>
+          <w:rFonts w:ascii="Times New Roman" w:eastAsia="Times New Roman" w:hAnsi="Times New Roman" w:cs="Times New Roman"/>
+          <w:b/>
+          <w:bCs/>
+          <w:sz w:val="24"/>
+          <w:szCs w:val="24"/>
+          <w:lang w:val="es-AR"/>
+        </w:rPr>
+        <w:t xml:space="preserve"> </w:t>
+      </w:r>
       <w:r>
         <w:rPr>
           <w:rFonts w:ascii="Times New Roman" w:eastAsia="Times New Roman" w:hAnsi="Times New Roman" w:cs="Times New Roman"/>
@@ -1158,6 +1155,7 @@
           <w:color w:val="EE0000"/>
           <w:sz w:val="24"/>
           <w:szCs w:val="24"/>
+          <w:highlight w:val="yellow"/>
           <w:lang w:val="es-AR"/>
         </w:rPr>
       </w:pPr>
@@ -1180,10 +1178,140 @@
           <w:color w:val="EE0000"/>
           <w:sz w:val="24"/>
           <w:szCs w:val="24"/>
+          <w:lang w:val="es-AR"/>
+        </w:rPr>
+        <w:t>{{</w:t>
+      </w:r>
+      <w:r>
+        <w:rPr>
+          <w:rFonts w:ascii="Times New Roman" w:eastAsia="Times New Roman" w:hAnsi="Times New Roman" w:cs="Times New Roman"/>
+          <w:color w:val="EE0000"/>
+          <w:sz w:val="24"/>
+          <w:szCs w:val="24"/>
+          <w:lang w:val="es-AR"/>
+        </w:rPr>
+        <w:t>FechaHecho</w:t>
+      </w:r>
+      <w:r>
+        <w:rPr>
+          <w:rFonts w:ascii="Times New Roman" w:eastAsia="Times New Roman" w:hAnsi="Times New Roman" w:cs="Times New Roman"/>
+          <w:b/>
+          <w:bCs/>
+          <w:color w:val="EE0000"/>
+          <w:sz w:val="24"/>
+          <w:szCs w:val="24"/>
+          <w:lang w:val="es-AR"/>
+        </w:rPr>
+        <w:t xml:space="preserve">}} </w:t>
+      </w:r>
+      <w:r>
+        <w:rPr>
+          <w:rFonts w:ascii="Times New Roman" w:eastAsia="Times New Roman" w:hAnsi="Times New Roman" w:cs="Times New Roman"/>
+          <w:color w:val="EE0000"/>
+          <w:sz w:val="24"/>
+          <w:szCs w:val="24"/>
+          <w:lang w:val="es-AR"/>
+        </w:rPr>
+        <w:t>del corriente año, quien suscribe, el Sr/a.</w:t>
+      </w:r>
+      <w:r>
+        <w:rPr>
+          <w:rFonts w:ascii="Times New Roman" w:eastAsia="Times New Roman" w:hAnsi="Times New Roman" w:cs="Times New Roman"/>
+          <w:b/>
+          <w:bCs/>
+          <w:color w:val="EE0000"/>
+          <w:sz w:val="24"/>
+          <w:szCs w:val="24"/>
+          <w:lang w:val="es-AR"/>
+        </w:rPr>
+        <w:t>{{</w:t>
+      </w:r>
+      <w:r>
+        <w:rPr>
+          <w:rFonts w:ascii="Times New Roman" w:eastAsia="Times New Roman" w:hAnsi="Times New Roman" w:cs="Times New Roman"/>
+          <w:color w:val="EE0000"/>
+          <w:sz w:val="24"/>
+          <w:szCs w:val="24"/>
+          <w:lang w:val="es-AR"/>
+        </w:rPr>
+        <w:t>NombreActor</w:t>
+      </w:r>
+      <w:r>
+        <w:rPr>
+          <w:rFonts w:ascii="Times New Roman" w:eastAsia="Times New Roman" w:hAnsi="Times New Roman" w:cs="Times New Roman"/>
+          <w:b/>
+          <w:bCs/>
+          <w:color w:val="EE0000"/>
+          <w:sz w:val="24"/>
+          <w:szCs w:val="24"/>
+          <w:lang w:val="es-AR"/>
+        </w:rPr>
+        <w:t>}}</w:t>
+      </w:r>
+      <w:r>
+        <w:rPr>
+          <w:rFonts w:ascii="Times New Roman" w:eastAsia="Times New Roman" w:hAnsi="Times New Roman" w:cs="Times New Roman"/>
+          <w:color w:val="EE0000"/>
+          <w:sz w:val="24"/>
+          <w:szCs w:val="24"/>
+          <w:lang w:val="es-AR"/>
+        </w:rPr>
+        <w:t xml:space="preserve">, </w:t>
+      </w:r>
+      <w:r>
+        <w:rPr>
+          <w:rFonts w:ascii="Times New Roman" w:eastAsia="Times New Roman" w:hAnsi="Times New Roman" w:cs="Times New Roman"/>
+          <w:b/>
+          <w:bCs/>
+          <w:color w:val="EE0000"/>
+          <w:sz w:val="24"/>
+          <w:szCs w:val="24"/>
+          <w:lang w:val="es-AR"/>
+        </w:rPr>
+        <w:t xml:space="preserve">                                                   </w:t>
+      </w:r>
+      <w:r>
+        <w:rPr>
+          <w:rFonts w:ascii="Times New Roman" w:eastAsia="Times New Roman" w:hAnsi="Times New Roman" w:cs="Times New Roman"/>
+          <w:color w:val="EE0000"/>
+          <w:sz w:val="24"/>
+          <w:szCs w:val="24"/>
+          <w:lang w:val="es-AR"/>
+        </w:rPr>
+        <w:t xml:space="preserve">se encontraba circulando a bordo de un vehículo de la línea </w:t>
+      </w:r>
+      <w:r>
+        <w:rPr>
+          <w:rFonts w:ascii="Times New Roman" w:eastAsia="Times New Roman" w:hAnsi="Times New Roman" w:cs="Times New Roman"/>
+          <w:color w:val="EE0000"/>
+          <w:sz w:val="24"/>
+          <w:szCs w:val="24"/>
+          <w:lang w:val="es-AR"/>
+        </w:rPr>
+        <w:t>{{LineaColectivo}}</w:t>
+      </w:r>
+      <w:r>
+        <w:rPr>
+          <w:rFonts w:ascii="Times New Roman" w:eastAsia="Times New Roman" w:hAnsi="Times New Roman" w:cs="Times New Roman"/>
+          <w:color w:val="EE0000"/>
+          <w:sz w:val="24"/>
+          <w:szCs w:val="24"/>
+          <w:lang w:val="es-AR"/>
+        </w:rPr>
+        <w:t xml:space="preserve"> (Interno </w:t>
+      </w:r>
+      <w:r>
+        <w:rPr>
+          <w:rFonts w:ascii="Times New Roman" w:eastAsia="Times New Roman" w:hAnsi="Times New Roman" w:cs="Times New Roman"/>
+          <w:b/>
+          <w:bCs/>
+          <w:color w:val="EE0000"/>
+          <w:sz w:val="24"/>
+          <w:szCs w:val="24"/>
           <w:highlight w:val="yellow"/>
           <w:lang w:val="es-AR"/>
         </w:rPr>
-        <w:t>{{</w:t>
+        <w:t>{{InternoColectivo}}</w:t>
       </w:r>
       <w:r>
         <w:rPr>
@@ -1191,10 +1319,20 @@
           <w:color w:val="EE0000"/>
           <w:sz w:val="24"/>
           <w:szCs w:val="24"/>
+          <w:lang w:val="es-AR"/>
+        </w:rPr>
+        <w:t xml:space="preserve">) </w:t>
+      </w:r>
+      <w:r>
+        <w:rPr>
+          <w:rFonts w:ascii="Times New Roman" w:eastAsia="Times New Roman" w:hAnsi="Times New Roman" w:cs="Times New Roman"/>
+          <w:color w:val="EE0000"/>
+          <w:sz w:val="24"/>
+          <w:szCs w:val="24"/>
           <w:highlight w:val="yellow"/>
           <w:lang w:val="es-AR"/>
         </w:rPr>
-        <w:t>FechaHecho</w:t>
+        <w:t xml:space="preserve">como tercera transportada, sobre la calle </w:t>
       </w:r>
       <w:r>
         <w:rPr>
@@ -1207,77 +1345,79 @@
           <w:highlight w:val="yellow"/>
           <w:lang w:val="es-AR"/>
         </w:rPr>
-        <w:t>}}</w:t>
-      </w:r>
-      <w:r>
-        <w:rPr>
-          <w:rFonts w:ascii="Times New Roman" w:eastAsia="Times New Roman" w:hAnsi="Times New Roman" w:cs="Times New Roman"/>
-          <w:b/>
-          <w:bCs/>
+        <w:t xml:space="preserve">       </w:t>
+      </w:r>
+      <w:r>
+        <w:rPr>
+          <w:rFonts w:ascii="Times New Roman" w:eastAsia="Times New Roman" w:hAnsi="Times New Roman" w:cs="Times New Roman"/>
           <w:color w:val="EE0000"/>
           <w:sz w:val="24"/>
           <w:szCs w:val="24"/>
-          <w:lang w:val="es-AR"/>
-        </w:rPr>
-        <w:t xml:space="preserve"> </w:t>
-      </w:r>
-      <w:r>
-        <w:rPr>
-          <w:rFonts w:ascii="Times New Roman" w:eastAsia="Times New Roman" w:hAnsi="Times New Roman" w:cs="Times New Roman"/>
+          <w:highlight w:val="yellow"/>
+          <w:lang w:val="es-AR"/>
+        </w:rPr>
+        <w:t xml:space="preserve"> en sentido y dirección de </w:t>
+      </w:r>
+      <w:r>
+        <w:rPr>
+          <w:rFonts w:ascii="Times New Roman" w:eastAsia="Times New Roman" w:hAnsi="Times New Roman" w:cs="Times New Roman"/>
+          <w:b/>
+          <w:bCs/>
           <w:color w:val="EE0000"/>
           <w:sz w:val="24"/>
           <w:szCs w:val="24"/>
-          <w:lang w:val="es-AR"/>
-        </w:rPr>
-        <w:t>del corriente año, quien suscribe, el Sr/a.</w:t>
-      </w:r>
-      <w:r>
-        <w:rPr>
-          <w:rFonts w:ascii="Times New Roman" w:eastAsia="Times New Roman" w:hAnsi="Times New Roman" w:cs="Times New Roman"/>
-          <w:b/>
-          <w:bCs/>
+          <w:highlight w:val="yellow"/>
+          <w:lang w:val="es-AR"/>
+        </w:rPr>
+        <w:t xml:space="preserve">       </w:t>
+      </w:r>
+      <w:r>
+        <w:rPr>
+          <w:rFonts w:ascii="Times New Roman" w:eastAsia="Times New Roman" w:hAnsi="Times New Roman" w:cs="Times New Roman"/>
           <w:color w:val="EE0000"/>
           <w:sz w:val="24"/>
           <w:szCs w:val="24"/>
           <w:highlight w:val="yellow"/>
           <w:lang w:val="es-AR"/>
         </w:rPr>
-        <w:t>{{</w:t>
-      </w:r>
-      <w:r>
-        <w:rPr>
-          <w:rFonts w:ascii="Times New Roman" w:eastAsia="Times New Roman" w:hAnsi="Times New Roman" w:cs="Times New Roman"/>
+        <w:t xml:space="preserve"> a </w:t>
+      </w:r>
+      <w:r>
+        <w:rPr>
+          <w:rFonts w:ascii="Times New Roman" w:eastAsia="Times New Roman" w:hAnsi="Times New Roman" w:cs="Times New Roman"/>
+          <w:b/>
+          <w:bCs/>
           <w:color w:val="EE0000"/>
           <w:sz w:val="24"/>
           <w:szCs w:val="24"/>
           <w:highlight w:val="yellow"/>
           <w:lang w:val="es-AR"/>
         </w:rPr>
-        <w:t>NombreActor</w:t>
-      </w:r>
-      <w:r>
-        <w:rPr>
-          <w:rFonts w:ascii="Times New Roman" w:eastAsia="Times New Roman" w:hAnsi="Times New Roman" w:cs="Times New Roman"/>
-          <w:b/>
-          <w:bCs/>
+        <w:t xml:space="preserve">       </w:t>
+      </w:r>
+      <w:r>
+        <w:rPr>
+          <w:rFonts w:ascii="Times New Roman" w:eastAsia="Times New Roman" w:hAnsi="Times New Roman" w:cs="Times New Roman"/>
           <w:color w:val="EE0000"/>
           <w:sz w:val="24"/>
           <w:szCs w:val="24"/>
           <w:highlight w:val="yellow"/>
           <w:lang w:val="es-AR"/>
         </w:rPr>
-        <w:t>}}</w:t>
-      </w:r>
-      <w:r>
-        <w:rPr>
-          <w:rFonts w:ascii="Times New Roman" w:eastAsia="Times New Roman" w:hAnsi="Times New Roman" w:cs="Times New Roman"/>
+        <w:t xml:space="preserve">, de esta Ciudad de Buenos Aires, encontrándose ubicada la actora en la fila de asientos </w:t>
+      </w:r>
+      <w:r>
+        <w:rPr>
+          <w:rFonts w:ascii="Times New Roman" w:eastAsia="Times New Roman" w:hAnsi="Times New Roman" w:cs="Times New Roman"/>
+          <w:b/>
+          <w:bCs/>
           <w:color w:val="EE0000"/>
           <w:sz w:val="24"/>
           <w:szCs w:val="24"/>
           <w:highlight w:val="yellow"/>
           <w:lang w:val="es-AR"/>
         </w:rPr>
-        <w:t>,</w:t>
+        <w:t xml:space="preserve">                    </w:t>
       </w:r>
       <w:r>
         <w:rPr>
@@ -1285,22 +1425,25 @@
           <w:color w:val="EE0000"/>
           <w:sz w:val="24"/>
           <w:szCs w:val="24"/>
-          <w:lang w:val="es-AR"/>
-        </w:rPr>
-        <w:t xml:space="preserve"> </w:t>
-      </w:r>
-      <w:r>
-        <w:rPr>
-          <w:rFonts w:ascii="Times New Roman" w:eastAsia="Times New Roman" w:hAnsi="Times New Roman" w:cs="Times New Roman"/>
-          <w:b/>
-          <w:bCs/>
+          <w:highlight w:val="yellow"/>
+          <w:lang w:val="es-AR"/>
+        </w:rPr>
+        <w:t>de la unidad.</w:t>
+      </w:r>
+    </w:p>
+    <w:p>
+      <w:pPr>
+        <w:spacing w:line="360" w:lineRule="auto"/>
+        <w:ind w:firstLine="566"/>
+        <w:jc w:val="both"/>
+        <w:rPr>
+          <w:rFonts w:ascii="Times New Roman" w:eastAsia="Times New Roman" w:hAnsi="Times New Roman" w:cs="Times New Roman"/>
           <w:color w:val="EE0000"/>
           <w:sz w:val="24"/>
           <w:szCs w:val="24"/>
           <w:lang w:val="es-AR"/>
         </w:rPr>
-        <w:t xml:space="preserve">                                                   </w:t>
-      </w:r>
+      </w:pPr>
       <w:r>
         <w:rPr>
           <w:rFonts w:ascii="Times New Roman" w:eastAsia="Times New Roman" w:hAnsi="Times New Roman" w:cs="Times New Roman"/>
@@ -1309,7 +1452,7 @@
           <w:szCs w:val="24"/>
           <w:lang w:val="es-AR"/>
         </w:rPr>
-        <w:t xml:space="preserve">se encontraba circulando a bordo de un vehículo de la línea </w:t>
+        <w:t>Es así que repentinamente, el chófer del Ómnibus se detiene en una de las paradas correspondientes del recorrido habitual, ubicada con la intersección de</w:t>
       </w:r>
       <w:r>
         <w:rPr>
@@ -1319,306 +1462,112 @@
           <w:color w:val="EE0000"/>
           <w:sz w:val="24"/>
           <w:szCs w:val="24"/>
+          <w:lang w:val="es-AR"/>
+        </w:rPr>
+        <w:t xml:space="preserve">       </w:t>
+      </w:r>
+      <w:r>
+        <w:rPr>
+          <w:rFonts w:ascii="Times New Roman" w:eastAsia="Times New Roman" w:hAnsi="Times New Roman" w:cs="Times New Roman"/>
+          <w:color w:val="EE0000"/>
+          <w:sz w:val="24"/>
+          <w:szCs w:val="24"/>
+          <w:lang w:val="es-AR"/>
+        </w:rPr>
+        <w:t xml:space="preserve">y es cuando procede a dar marcha nuevamente, que un vehículo </w:t>
+      </w:r>
+      <w:r>
+        <w:rPr>
+          <w:rFonts w:ascii="Times New Roman" w:eastAsia="Times New Roman" w:hAnsi="Times New Roman" w:cs="Times New Roman"/>
+          <w:b/>
+          <w:bCs/>
+          <w:color w:val="EE0000"/>
+          <w:sz w:val="24"/>
+          <w:szCs w:val="24"/>
+          <w:lang w:val="es-AR"/>
+        </w:rPr>
+        <w:t xml:space="preserve">       </w:t>
+      </w:r>
+      <w:r>
+        <w:rPr>
+          <w:rFonts w:ascii="Times New Roman" w:eastAsia="Times New Roman" w:hAnsi="Times New Roman" w:cs="Times New Roman"/>
+          <w:color w:val="EE0000"/>
+          <w:sz w:val="24"/>
+          <w:szCs w:val="24"/>
+          <w:lang w:val="es-AR"/>
+        </w:rPr>
+        <w:t xml:space="preserve"> que circulaba en mismo sentido y dirección al ómnibus, se cruza, y a causa de ello hace que de modo abrupto y repentino el chofer detuvo la marcha del vehículo de transporte de pasajeros violentamente a fin de evitar colisionar con el vehículo en cuestión.</w:t>
+      </w:r>
+    </w:p>
+    <w:p>
+      <w:pPr>
+        <w:spacing w:line="360" w:lineRule="auto"/>
+        <w:ind w:firstLine="566"/>
+        <w:jc w:val="both"/>
+        <w:rPr>
+          <w:rFonts w:ascii="Times New Roman" w:eastAsia="Times New Roman" w:hAnsi="Times New Roman" w:cs="Times New Roman"/>
+          <w:color w:val="EE0000"/>
+          <w:sz w:val="24"/>
+          <w:szCs w:val="24"/>
+          <w:lang w:val="es-AR"/>
+        </w:rPr>
+      </w:pPr>
+      <w:r>
+        <w:rPr>
+          <w:rFonts w:ascii="Times New Roman" w:eastAsia="Times New Roman" w:hAnsi="Times New Roman" w:cs="Times New Roman"/>
+          <w:color w:val="EE0000"/>
+          <w:sz w:val="24"/>
+          <w:szCs w:val="24"/>
+          <w:lang w:val="es-AR"/>
+        </w:rPr>
+        <w:t>En esos momentos es que, inoportunamente la aquí actora, la Sra.</w:t>
+      </w:r>
+      <w:r>
+        <w:rPr>
+          <w:rFonts w:ascii="Times New Roman" w:eastAsia="Times New Roman" w:hAnsi="Times New Roman" w:cs="Times New Roman"/>
+          <w:b/>
+          <w:bCs/>
+          <w:color w:val="EE0000"/>
+          <w:sz w:val="24"/>
+          <w:szCs w:val="24"/>
+          <w:lang w:val="es-AR"/>
+        </w:rPr>
+        <w:t xml:space="preserve">       </w:t>
+      </w:r>
+      <w:r>
+        <w:rPr>
+          <w:rFonts w:ascii="Times New Roman" w:eastAsia="Times New Roman" w:hAnsi="Times New Roman" w:cs="Times New Roman"/>
+          <w:color w:val="EE0000"/>
+          <w:sz w:val="24"/>
+          <w:szCs w:val="24"/>
+          <w:lang w:val="es-AR"/>
+        </w:rPr>
+        <w:t>, había procedido a pararse con el fin de descender de la unidad, por lo que cuando la abrupta frenada de la unidad se produce, produciendo que la actora caiga pesadamente al piso del vehículo golpeando fuertemente la cara, produciendo lesiones de gravedad que se detallan a continuación, además de una posterior maniobra del chofer que me hiciera rodar en el piso lesionando más en el cráneo.</w:t>
+      </w:r>
+    </w:p>
+    <w:p>
+      <w:pPr>
+        <w:spacing w:line="360" w:lineRule="auto"/>
+        <w:ind w:firstLine="566"/>
+        <w:jc w:val="both"/>
+        <w:rPr>
+          <w:rFonts w:ascii="Times New Roman" w:eastAsia="Times New Roman" w:hAnsi="Times New Roman" w:cs="Times New Roman"/>
+          <w:b/>
+          <w:bCs/>
+          <w:color w:val="EE0000"/>
+          <w:sz w:val="24"/>
+          <w:szCs w:val="24"/>
           <w:highlight w:val="yellow"/>
           <w:lang w:val="es-AR"/>
         </w:rPr>
-        <w:t>NUMERODELINEA</w:t>
-      </w:r>
-    </w:p>
-    <w:p>
-      <w:pPr>
-        <w:spacing w:line="360" w:lineRule="auto"/>
-        <w:ind w:firstLine="566"/>
-        <w:jc w:val="both"/>
+      </w:pPr>
+      <w:r>
         <w:rPr>
           <w:rFonts w:ascii="Times New Roman" w:eastAsia="Times New Roman" w:hAnsi="Times New Roman" w:cs="Times New Roman"/>
           <w:color w:val="EE0000"/>
           <w:sz w:val="24"/>
           <w:szCs w:val="24"/>
-          <w:lang w:val="es-AR"/>
-        </w:rPr>
-      </w:pPr>
-      <w:r>
-        <w:rPr>
-          <w:rFonts w:ascii="Times New Roman" w:eastAsia="Times New Roman" w:hAnsi="Times New Roman" w:cs="Times New Roman"/>
-          <w:b/>
-          <w:bCs/>
-          <w:color w:val="EE0000"/>
-          <w:sz w:val="24"/>
-          <w:szCs w:val="24"/>
-          <w:lang w:val="es-AR"/>
-        </w:rPr>
-        <w:t xml:space="preserve">                                                  </w:t>
-      </w:r>
-      <w:r>
-        <w:rPr>
-          <w:rFonts w:ascii="Times New Roman" w:eastAsia="Times New Roman" w:hAnsi="Times New Roman" w:cs="Times New Roman"/>
-          <w:color w:val="EE0000"/>
-          <w:sz w:val="24"/>
-          <w:szCs w:val="24"/>
-          <w:lang w:val="es-AR"/>
-        </w:rPr>
-        <w:t xml:space="preserve"> (Interno </w:t>
-      </w:r>
-      <w:r>
-        <w:rPr>
-          <w:rFonts w:ascii="Times New Roman" w:eastAsia="Times New Roman" w:hAnsi="Times New Roman" w:cs="Times New Roman"/>
-          <w:b/>
-          <w:bCs/>
-          <w:color w:val="EE0000"/>
-          <w:sz w:val="24"/>
-          <w:szCs w:val="24"/>
           <w:highlight w:val="yellow"/>
-          <w:lang w:val="es-AR"/>
-        </w:rPr>
-        <w:t>NUMERODEINTERNO</w:t>
-      </w:r>
-      <w:r>
-        <w:rPr>
-          <w:rFonts w:ascii="Times New Roman" w:eastAsia="Times New Roman" w:hAnsi="Times New Roman" w:cs="Times New Roman"/>
-          <w:b/>
-          <w:bCs/>
-          <w:color w:val="EE0000"/>
-          <w:sz w:val="24"/>
-          <w:szCs w:val="24"/>
-          <w:lang w:val="es-AR"/>
-        </w:rPr>
-        <w:t xml:space="preserve">  </w:t>
-      </w:r>
-      <w:r>
-        <w:rPr>
-          <w:rFonts w:ascii="Times New Roman" w:eastAsia="Times New Roman" w:hAnsi="Times New Roman" w:cs="Times New Roman"/>
-          <w:color w:val="EE0000"/>
-          <w:sz w:val="24"/>
-          <w:szCs w:val="24"/>
-          <w:lang w:val="es-AR"/>
-        </w:rPr>
-        <w:t xml:space="preserve">) como tercera transportada, sobre la calle </w:t>
-      </w:r>
-      <w:r>
-        <w:rPr>
-          <w:rFonts w:ascii="Times New Roman" w:eastAsia="Times New Roman" w:hAnsi="Times New Roman" w:cs="Times New Roman"/>
-          <w:b/>
-          <w:bCs/>
-          <w:color w:val="EE0000"/>
-          <w:sz w:val="24"/>
-          <w:szCs w:val="24"/>
-          <w:lang w:val="es-AR"/>
-        </w:rPr>
-        <w:t xml:space="preserve">       </w:t>
-      </w:r>
-      <w:r>
-        <w:rPr>
-          <w:rFonts w:ascii="Times New Roman" w:eastAsia="Times New Roman" w:hAnsi="Times New Roman" w:cs="Times New Roman"/>
-          <w:color w:val="EE0000"/>
-          <w:sz w:val="24"/>
-          <w:szCs w:val="24"/>
-          <w:lang w:val="es-AR"/>
-        </w:rPr>
-        <w:t xml:space="preserve"> en sentido y dirección de </w:t>
-      </w:r>
-      <w:r>
-        <w:rPr>
-          <w:rFonts w:ascii="Times New Roman" w:eastAsia="Times New Roman" w:hAnsi="Times New Roman" w:cs="Times New Roman"/>
-          <w:b/>
-          <w:bCs/>
-          <w:color w:val="EE0000"/>
-          <w:sz w:val="24"/>
-          <w:szCs w:val="24"/>
-          <w:lang w:val="es-AR"/>
-        </w:rPr>
-        <w:t xml:space="preserve">       </w:t>
-      </w:r>
-      <w:r>
-        <w:rPr>
-          <w:rFonts w:ascii="Times New Roman" w:eastAsia="Times New Roman" w:hAnsi="Times New Roman" w:cs="Times New Roman"/>
-          <w:color w:val="EE0000"/>
-          <w:sz w:val="24"/>
-          <w:szCs w:val="24"/>
-          <w:lang w:val="es-AR"/>
-        </w:rPr>
-        <w:t xml:space="preserve"> a </w:t>
-      </w:r>
-      <w:r>
-        <w:rPr>
-          <w:rFonts w:ascii="Times New Roman" w:eastAsia="Times New Roman" w:hAnsi="Times New Roman" w:cs="Times New Roman"/>
-          <w:b/>
-          <w:bCs/>
-          <w:color w:val="EE0000"/>
-          <w:sz w:val="24"/>
-          <w:szCs w:val="24"/>
-          <w:lang w:val="es-AR"/>
-        </w:rPr>
-        <w:t xml:space="preserve">       </w:t>
-      </w:r>
-      <w:r>
-        <w:rPr>
-          <w:rFonts w:ascii="Times New Roman" w:eastAsia="Times New Roman" w:hAnsi="Times New Roman" w:cs="Times New Roman"/>
-          <w:color w:val="EE0000"/>
-          <w:sz w:val="24"/>
-          <w:szCs w:val="24"/>
-          <w:lang w:val="es-AR"/>
-        </w:rPr>
-        <w:t xml:space="preserve">, de esta Ciudad de Buenos Aires, encontrándose ubicada la actora en la fila de asientos </w:t>
-      </w:r>
-      <w:r>
-        <w:rPr>
-          <w:rFonts w:ascii="Times New Roman" w:eastAsia="Times New Roman" w:hAnsi="Times New Roman" w:cs="Times New Roman"/>
-          <w:b/>
-          <w:bCs/>
-          <w:color w:val="EE0000"/>
-          <w:sz w:val="24"/>
-          <w:szCs w:val="24"/>
-          <w:lang w:val="es-AR"/>
-        </w:rPr>
-        <w:t xml:space="preserve">                    </w:t>
-      </w:r>
-      <w:r>
-        <w:rPr>
-          <w:rFonts w:ascii="Times New Roman" w:eastAsia="Times New Roman" w:hAnsi="Times New Roman" w:cs="Times New Roman"/>
-          <w:color w:val="EE0000"/>
-          <w:sz w:val="24"/>
-          <w:szCs w:val="24"/>
-          <w:lang w:val="es-AR"/>
-        </w:rPr>
-        <w:t>de la unidad.</w:t>
-      </w:r>
-    </w:p>
-    <w:p>
-      <w:pPr>
-        <w:spacing w:line="360" w:lineRule="auto"/>
-        <w:ind w:firstLine="566"/>
-        <w:jc w:val="both"/>
-        <w:rPr>
-          <w:rFonts w:ascii="Times New Roman" w:eastAsia="Times New Roman" w:hAnsi="Times New Roman" w:cs="Times New Roman"/>
-          <w:color w:val="EE0000"/>
-          <w:sz w:val="24"/>
-          <w:szCs w:val="24"/>
-          <w:lang w:val="es-AR"/>
-        </w:rPr>
-      </w:pPr>
-      <w:r>
-        <w:rPr>
-          <w:rFonts w:ascii="Times New Roman" w:eastAsia="Times New Roman" w:hAnsi="Times New Roman" w:cs="Times New Roman"/>
-          <w:color w:val="EE0000"/>
-          <w:sz w:val="24"/>
-          <w:szCs w:val="24"/>
-          <w:lang w:val="es-AR"/>
-        </w:rPr>
-        <w:t>Es así que repentinamente, el chófer del Ómnibus se detiene en una de las paradas correspondientes del recorrido habitual, ubicada con la intersección de</w:t>
-      </w:r>
-      <w:r>
-        <w:rPr>
-          <w:rFonts w:ascii="Times New Roman" w:eastAsia="Times New Roman" w:hAnsi="Times New Roman" w:cs="Times New Roman"/>
-          <w:b/>
-          <w:bCs/>
-          <w:color w:val="EE0000"/>
-          <w:sz w:val="24"/>
-          <w:szCs w:val="24"/>
-          <w:lang w:val="es-AR"/>
-        </w:rPr>
-        <w:t xml:space="preserve">       </w:t>
-      </w:r>
-      <w:r>
-        <w:rPr>
-          <w:rFonts w:ascii="Times New Roman" w:eastAsia="Times New Roman" w:hAnsi="Times New Roman" w:cs="Times New Roman"/>
-          <w:color w:val="EE0000"/>
-          <w:sz w:val="24"/>
-          <w:szCs w:val="24"/>
-          <w:lang w:val="es-AR"/>
-        </w:rPr>
-        <w:t xml:space="preserve">y es cuando procede a dar marcha nuevamente, que un vehículo </w:t>
-      </w:r>
-      <w:r>
-        <w:rPr>
-          <w:rFonts w:ascii="Times New Roman" w:eastAsia="Times New Roman" w:hAnsi="Times New Roman" w:cs="Times New Roman"/>
-          <w:b/>
-          <w:bCs/>
-          <w:color w:val="EE0000"/>
-          <w:sz w:val="24"/>
-          <w:szCs w:val="24"/>
-          <w:lang w:val="es-AR"/>
-        </w:rPr>
-        <w:t xml:space="preserve">       </w:t>
-      </w:r>
-      <w:r>
-        <w:rPr>
-          <w:rFonts w:ascii="Times New Roman" w:eastAsia="Times New Roman" w:hAnsi="Times New Roman" w:cs="Times New Roman"/>
-          <w:color w:val="EE0000"/>
-          <w:sz w:val="24"/>
-          <w:szCs w:val="24"/>
-          <w:lang w:val="es-AR"/>
-        </w:rPr>
-        <w:t xml:space="preserve"> que circulaba en mismo sentido y dirección al ómnibus, se cruza, y a causa de ello hace que de modo abrupto y repentino el chofer detuvo la marcha del vehículo de transporte de pasajeros violentamente a fin de evitar colisionar con el vehículo en cuestión.</w:t>
-      </w:r>
-    </w:p>
-    <w:p>
-      <w:pPr>
-        <w:spacing w:line="360" w:lineRule="auto"/>
-        <w:ind w:firstLine="566"/>
-        <w:jc w:val="both"/>
-        <w:rPr>
-          <w:rFonts w:ascii="Times New Roman" w:eastAsia="Times New Roman" w:hAnsi="Times New Roman" w:cs="Times New Roman"/>
-          <w:color w:val="EE0000"/>
-          <w:sz w:val="24"/>
-          <w:szCs w:val="24"/>
-          <w:lang w:val="es-AR"/>
-        </w:rPr>
-      </w:pPr>
-      <w:r>
-        <w:rPr>
-          <w:rFonts w:ascii="Times New Roman" w:eastAsia="Times New Roman" w:hAnsi="Times New Roman" w:cs="Times New Roman"/>
-          <w:color w:val="EE0000"/>
-          <w:sz w:val="24"/>
-          <w:szCs w:val="24"/>
-          <w:lang w:val="es-AR"/>
-        </w:rPr>
-        <w:t>En esos momentos es que, inoportunamente la aquí actora, la Sra.</w:t>
-      </w:r>
-      <w:r>
-        <w:rPr>
-          <w:rFonts w:ascii="Times New Roman" w:eastAsia="Times New Roman" w:hAnsi="Times New Roman" w:cs="Times New Roman"/>
-          <w:b/>
-          <w:bCs/>
-          <w:color w:val="EE0000"/>
-          <w:sz w:val="24"/>
-          <w:szCs w:val="24"/>
-          <w:lang w:val="es-AR"/>
-        </w:rPr>
-        <w:t xml:space="preserve">       </w:t>
-      </w:r>
-      <w:r>
-        <w:rPr>
-          <w:rFonts w:ascii="Times New Roman" w:eastAsia="Times New Roman" w:hAnsi="Times New Roman" w:cs="Times New Roman"/>
-          <w:color w:val="EE0000"/>
-          <w:sz w:val="24"/>
-          <w:szCs w:val="24"/>
-          <w:lang w:val="es-AR"/>
-        </w:rPr>
-        <w:t>, había procedido a pararse con el fin de descender de la unidad, por lo que cuando la abrupta frenada de la unidad se produce, produciendo que la actora caiga pesadamente al piso del vehículo golpeando fuertemente la cara, produciendo lesiones de gravedad que se detallan a continuación, además de una posterior maniobra del chofer que me hiciera rodar en el piso lesionando más en el cráneo.</w:t>
-      </w:r>
-    </w:p>
-    <w:p>
-      <w:pPr>
-        <w:spacing w:line="360" w:lineRule="auto"/>
-        <w:ind w:firstLine="566"/>
-        <w:jc w:val="both"/>
-        <w:rPr>
-          <w:rFonts w:ascii="Times New Roman" w:eastAsia="Times New Roman" w:hAnsi="Times New Roman" w:cs="Times New Roman"/>
-          <w:b/>
-          <w:bCs/>
-          <w:color w:val="EE0000"/>
-          <w:sz w:val="24"/>
-          <w:szCs w:val="24"/>
-          <w:lang w:val="es-AR"/>
-        </w:rPr>
-      </w:pPr>
-      <w:r>
-        <w:rPr>
-          <w:rFonts w:ascii="Times New Roman" w:eastAsia="Times New Roman" w:hAnsi="Times New Roman" w:cs="Times New Roman"/>
-          <w:color w:val="EE0000"/>
-          <w:sz w:val="24"/>
-          <w:szCs w:val="24"/>
           <w:lang w:val="es-AR"/>
         </w:rPr>
         <w:lastRenderedPageBreak/>
@@ -1632,6 +1581,7 @@
           <w:color w:val="EE0000"/>
           <w:sz w:val="24"/>
           <w:szCs w:val="24"/>
+          <w:highlight w:val="yellow"/>
           <w:lang w:val="es-AR"/>
         </w:rPr>
         <w:t xml:space="preserve">              </w:t>
@@ -1646,6 +1596,7 @@
           <w:color w:val="EE0000"/>
           <w:sz w:val="24"/>
           <w:szCs w:val="24"/>
+          <w:highlight w:val="yellow"/>
           <w:lang w:val="es-AR"/>
         </w:rPr>
         <w:commentReference w:id="0"/>
@@ -1658,14 +1609,16 @@
         <w:jc w:val="both"/>
         <w:rPr>
           <w:rFonts w:ascii="Times New Roman" w:eastAsia="Times New Roman" w:hAnsi="Times New Roman" w:cs="Times New Roman"/>
-          <w:sz w:val="24"/>
-          <w:szCs w:val="24"/>
-          <w:lang w:val="es-AR"/>
-        </w:rPr>
-      </w:pPr>
-      <w:r>
-        <w:rPr>
-          <w:rFonts w:ascii="Times New Roman" w:eastAsia="Times New Roman" w:hAnsi="Times New Roman" w:cs="Times New Roman"/>
+          <w:color w:val="EE0000"/>
+          <w:sz w:val="24"/>
+          <w:szCs w:val="24"/>
+          <w:lang w:val="es-AR"/>
+        </w:rPr>
+      </w:pPr>
+      <w:r>
+        <w:rPr>
+          <w:rFonts w:ascii="Times New Roman" w:eastAsia="Times New Roman" w:hAnsi="Times New Roman" w:cs="Times New Roman"/>
+          <w:color w:val="EE0000"/>
           <w:sz w:val="24"/>
           <w:szCs w:val="24"/>
           <w:lang w:val="es-AR"/>
@@ -1677,6 +1630,7 @@
           <w:rFonts w:ascii="Times New Roman" w:eastAsia="Times New Roman" w:hAnsi="Times New Roman" w:cs="Times New Roman"/>
           <w:b/>
           <w:bCs/>
+          <w:color w:val="EE0000"/>
           <w:sz w:val="24"/>
           <w:szCs w:val="24"/>
           <w:lang w:val="es-AR"/>
@@ -1686,6 +1640,7 @@
       <w:r>
         <w:rPr>
           <w:rFonts w:ascii="Times New Roman" w:eastAsia="Times New Roman" w:hAnsi="Times New Roman" w:cs="Times New Roman"/>
+          <w:color w:val="EE0000"/>
           <w:sz w:val="24"/>
           <w:szCs w:val="24"/>
           <w:lang w:val="es-AR"/>
@@ -1700,14 +1655,16 @@
         <w:jc w:val="both"/>
         <w:rPr>
           <w:rFonts w:ascii="Times New Roman" w:eastAsia="Times New Roman" w:hAnsi="Times New Roman" w:cs="Times New Roman"/>
-          <w:sz w:val="24"/>
-          <w:szCs w:val="24"/>
-          <w:lang w:val="es-AR"/>
-        </w:rPr>
-      </w:pPr>
-      <w:r>
-        <w:rPr>
-          <w:rFonts w:ascii="Times New Roman" w:eastAsia="Times New Roman" w:hAnsi="Times New Roman" w:cs="Times New Roman"/>
+          <w:color w:val="EE0000"/>
+          <w:sz w:val="24"/>
+          <w:szCs w:val="24"/>
+          <w:lang w:val="es-AR"/>
+        </w:rPr>
+      </w:pPr>
+      <w:r>
+        <w:rPr>
+          <w:rFonts w:ascii="Times New Roman" w:eastAsia="Times New Roman" w:hAnsi="Times New Roman" w:cs="Times New Roman"/>
+          <w:color w:val="EE0000"/>
           <w:sz w:val="24"/>
           <w:szCs w:val="24"/>
           <w:lang w:val="es-AR"/>
@@ -1722,14 +1679,16 @@
         <w:jc w:val="both"/>
         <w:rPr>
           <w:rFonts w:ascii="Times New Roman" w:eastAsia="Times New Roman" w:hAnsi="Times New Roman" w:cs="Times New Roman"/>
-          <w:sz w:val="24"/>
-          <w:szCs w:val="24"/>
-          <w:lang w:val="es-AR"/>
-        </w:rPr>
-      </w:pPr>
-      <w:r>
-        <w:rPr>
-          <w:rFonts w:ascii="Times New Roman" w:eastAsia="Times New Roman" w:hAnsi="Times New Roman" w:cs="Times New Roman"/>
+          <w:color w:val="EE0000"/>
+          <w:sz w:val="24"/>
+          <w:szCs w:val="24"/>
+          <w:lang w:val="es-AR"/>
+        </w:rPr>
+      </w:pPr>
+      <w:r>
+        <w:rPr>
+          <w:rFonts w:ascii="Times New Roman" w:eastAsia="Times New Roman" w:hAnsi="Times New Roman" w:cs="Times New Roman"/>
+          <w:color w:val="EE0000"/>
           <w:sz w:val="24"/>
           <w:szCs w:val="24"/>
           <w:lang w:val="es-AR"/>
@@ -2981,6 +2940,7 @@
           <w:rFonts w:ascii="Times New Roman" w:eastAsia="Times New Roman" w:hAnsi="Times New Roman" w:cs="Times New Roman"/>
           <w:sz w:val="24"/>
           <w:szCs w:val="24"/>
+          <w:lang w:val="es-AR"/>
         </w:rPr>
         <w:t xml:space="preserve">1721, y 1722 del Código Civil y Comercial (Ley 26.994). </w:t>
       </w:r>
@@ -4986,15 +4946,17 @@
           <w:bCs/>
           <w:sz w:val="24"/>
           <w:szCs w:val="24"/>
-        </w:rPr>
-      </w:pPr>
-      <w:r>
-        <w:rPr>
-          <w:rFonts w:ascii="Times New Roman" w:eastAsia="Times New Roman" w:hAnsi="Times New Roman" w:cs="Times New Roman"/>
-          <w:b/>
-          <w:bCs/>
-          <w:sz w:val="24"/>
-          <w:szCs w:val="24"/>
+          <w:lang w:val="es-AR"/>
+        </w:rPr>
+      </w:pPr>
+      <w:r>
+        <w:rPr>
+          <w:rFonts w:ascii="Times New Roman" w:eastAsia="Times New Roman" w:hAnsi="Times New Roman" w:cs="Times New Roman"/>
+          <w:b/>
+          <w:bCs/>
+          <w:sz w:val="24"/>
+          <w:szCs w:val="24"/>
+          <w:lang w:val="es-AR"/>
         </w:rPr>
         <w:t xml:space="preserve">3.  </w:t>
       </w:r>
@@ -5006,6 +4968,7 @@
           <w:sz w:val="24"/>
           <w:szCs w:val="24"/>
           <w:u w:val="single"/>
+          <w:lang w:val="es-AR"/>
         </w:rPr>
         <w:t>DAÑO PSICOLÓGICO</w:t>
       </w:r>
@@ -5016,6 +4979,7 @@
           <w:bCs/>
           <w:sz w:val="24"/>
           <w:szCs w:val="24"/>
+          <w:lang w:val="es-AR"/>
         </w:rPr>
         <w:t>:</w:t>
       </w:r>
@@ -5189,6 +5153,7 @@
           <w:rFonts w:ascii="Times New Roman" w:eastAsia="Times New Roman" w:hAnsi="Times New Roman" w:cs="Times New Roman"/>
           <w:sz w:val="24"/>
           <w:szCs w:val="24"/>
+          <w:lang w:val="es-AR"/>
         </w:rPr>
         <w:t xml:space="preserve">DE TRANSP. </w:t>
       </w:r>
@@ -6343,6 +6308,7 @@
           <w:sz w:val="24"/>
           <w:szCs w:val="24"/>
           <w:u w:val="single"/>
+          <w:lang w:val="es-AR"/>
         </w:rPr>
       </w:pPr>
       <w:r>
@@ -6353,6 +6319,7 @@
           <w:sz w:val="24"/>
           <w:szCs w:val="24"/>
           <w:u w:val="single"/>
+          <w:lang w:val="es-AR"/>
         </w:rPr>
         <w:t>VIII. LIQUIDACION:</w:t>
       </w:r>
@@ -7071,6 +7038,7 @@
           <w:rFonts w:ascii="Times New Roman" w:eastAsia="Times New Roman" w:hAnsi="Times New Roman" w:cs="Times New Roman"/>
           <w:sz w:val="24"/>
           <w:szCs w:val="24"/>
+          <w:lang w:val="es-AR"/>
         </w:rPr>
       </w:pPr>
       <w:r>
@@ -7107,6 +7075,7 @@
           <w:rFonts w:ascii="Times New Roman" w:eastAsia="Times New Roman" w:hAnsi="Times New Roman" w:cs="Times New Roman"/>
           <w:sz w:val="24"/>
           <w:szCs w:val="24"/>
+          <w:lang w:val="es-AR"/>
         </w:rPr>
         <w:t>1 , 17 , 18 , 28 y concs., Const. nac.).</w:t>
       </w:r>
@@ -7549,6 +7518,7 @@
           <w:sz w:val="24"/>
           <w:szCs w:val="24"/>
           <w:u w:val="single"/>
+          <w:lang w:val="es-AR"/>
         </w:rPr>
       </w:pPr>
       <w:r>
@@ -7559,6 +7529,7 @@
           <w:sz w:val="24"/>
           <w:szCs w:val="24"/>
           <w:u w:val="single"/>
+          <w:lang w:val="es-AR"/>
         </w:rPr>
         <w:t>XIII. PRUEBA:</w:t>
       </w:r>
@@ -7651,29 +7622,25 @@
     </w:p>
     <w:p>
       <w:pPr>
-        <w:numPr>
-          <w:ilvl w:val="0"/>
-          <w:numId w:val="4"/>
-        </w:numPr>
-        <w:spacing w:line="360" w:lineRule="auto"/>
-        <w:jc w:val="both"/>
-        <w:rPr>
-          <w:rFonts w:ascii="Times New Roman" w:eastAsia="Times New Roman" w:hAnsi="Times New Roman" w:cs="Times New Roman"/>
-          <w:sz w:val="24"/>
-          <w:szCs w:val="24"/>
-          <w:lang w:val="es-AR"/>
-        </w:rPr>
-      </w:pPr>
-      <w:r>
-        <w:rPr>
-          <w:rFonts w:ascii="Times New Roman" w:eastAsia="Times New Roman" w:hAnsi="Times New Roman" w:cs="Times New Roman"/>
-          <w:b/>
-          <w:bCs/>
-          <w:sz w:val="24"/>
-          <w:szCs w:val="24"/>
-          <w:lang w:val="es-AR"/>
-        </w:rPr>
-        <w:t xml:space="preserve">       </w:t>
+        <w:spacing w:before="240" w:line="360" w:lineRule="auto"/>
+        <w:jc w:val="both"/>
+        <w:rPr>
+          <w:rFonts w:ascii="Times New Roman" w:eastAsia="Times New Roman" w:hAnsi="Times New Roman" w:cs="Times New Roman"/>
+          <w:sz w:val="24"/>
+          <w:szCs w:val="24"/>
+          <w:lang w:val="es-AR"/>
+        </w:rPr>
+      </w:pPr>
+      <w:r>
+        <w:rPr>
+          <w:rFonts w:ascii="Times New Roman" w:eastAsia="Times New Roman" w:hAnsi="Times New Roman" w:cs="Times New Roman"/>
+          <w:b/>
+          <w:bCs/>
+          <w:sz w:val="24"/>
+          <w:szCs w:val="24"/>
+          <w:lang w:val="es-AR"/>
+        </w:rPr>
+        <w:t xml:space="preserve">   </w:t>
       </w:r>
     </w:p>
     <w:p>
@@ -11985,6 +11952,7 @@
   <w:style w:type="character" w:default="1" w:styleId="Fuentedeprrafopredeter">
     <w:name w:val="Default Paragraph Font"/>
     <w:uiPriority w:val="1"/>
+    <w:semiHidden/>
     <w:unhideWhenUsed/>
   </w:style>
   <w:style w:type="table" w:default="1" w:styleId="Tablanormal">
